--- a/output/IS-014-遵循性管理程序.docx
+++ b/output/IS-014-遵循性管理程序.docx
@@ -78,7 +78,7 @@
         </w:rPr>
       </w:pPr>
       <w:r>
-        <w:t xml:space="preserve">新世紀虛擬科技股份有限公司</w:t>
+        <w:t xml:space="preserve">E2E測試科技股份有限公司</w:t>
       </w:r>
     </w:p>
     <w:p>
@@ -340,7 +340,7 @@
         </w:rPr>
       </w:pPr>
       <w:r>
-        <w:t xml:space="preserve">發行日期：2026/05/20</w:t>
+        <w:t xml:space="preserve">發行日期：2026/03/06</w:t>
       </w:r>
     </w:p>
     <w:p>
@@ -603,7 +603,7 @@
               </w:rPr>
             </w:pPr>
             <w:r>
-              <w:t xml:space="preserve">2026/05/20</w:t>
+              <w:t xml:space="preserve">2026/03/06</w:t>
             </w:r>
           </w:p>
         </w:tc>
@@ -2536,7 +2536,7 @@
         </w:rPr>
       </w:pPr>
       <w:r>
-        <w:t xml:space="preserve">確保新世紀虛擬科技股份有限公司（以下簡稱本公司）資訊安全管理制度與資訊業務，符合相關法令、法規、契約義務、資訊安全政策目標及ISO 27001標準要求。</w:t>
+        <w:t xml:space="preserve">確保E2E測試科技股份有限公司（以下簡稱本公司）資訊安全管理制度與資訊業務，符合相關法令、法規、契約義務、資訊安全政策目標及ISO 27001標準要求。</w:t>
       </w:r>
     </w:p>
     <w:p>

--- a/output/IS-014-遵循性管理程序.docx
+++ b/output/IS-014-遵循性管理程序.docx
@@ -78,6 +78,10 @@
         </w:rPr>
       </w:pPr>
       <w:r>
+        <w:rPr>
+          <w:b/>
+          <w:sz w:val="48"/>
+        </w:rPr>
         <w:t xml:space="preserve">E2E測試科技股份有限公司</w:t>
       </w:r>
     </w:p>
